--- a/docs/entrega-2do-corte/04_Aceptacion_del_producto/FORMATO_2_Acta_Aceptacion_Cliente_UAT_StockPot.docx
+++ b/docs/entrega-2do-corte/04_Aceptacion_del_producto/FORMATO_2_Acta_Aceptacion_Cliente_UAT_StockPot.docx
@@ -291,7 +291,7 @@
             <w:proofErr w:type="spellStart"/>
             <w:proofErr w:type="spellEnd"/>
             <w:r>
-              <w:t>Ángel David Rodríguez Vega, Andrés Mateo ____, Jhorman ____, Yovany Peñaranda ____</w:t>
+              <w:t>Ángel David Rodríguez Vega, Andrés Mateo ____, Jhorman Caballero, Yovany Peñaranda</w:t>
             </w:r>
           </w:p>
         </w:tc>
@@ -542,7 +542,7 @@
             <w:proofErr w:type="spellStart"/>
             <w:proofErr w:type="spellEnd"/>
             <w:r>
-              <w:t>Jhorman ____</w:t>
+              <w:t>Jhorman Caballero</w:t>
             </w:r>
           </w:p>
         </w:tc>
@@ -584,7 +584,7 @@
             <w:proofErr w:type="spellStart"/>
             <w:proofErr w:type="spellEnd"/>
             <w:r>
-              <w:t>Yovany Peñaranda ____</w:t>
+              <w:t>Yovany Peñaranda</w:t>
             </w:r>
           </w:p>
         </w:tc>
@@ -2136,7 +2136,7 @@
             <w:proofErr w:type="spellStart"/>
             <w:proofErr w:type="spellEnd"/>
             <w:r>
-              <w:t>Nombre: Jhorman ____</w:t>
+              <w:t>Nombre: Jhorman Caballero</w:t>
             </w:r>
           </w:p>
           <w:p>
@@ -2179,7 +2179,7 @@
             <w:proofErr w:type="spellStart"/>
             <w:proofErr w:type="spellEnd"/>
             <w:r>
-              <w:t>Nombre: Yovany Peñaranda ____</w:t>
+              <w:t>Nombre: Yovany Peñaranda</w:t>
             </w:r>
           </w:p>
           <w:p>

--- a/docs/entrega-2do-corte/04_Aceptacion_del_producto/FORMATO_2_Acta_Aceptacion_Cliente_UAT_StockPot.docx
+++ b/docs/entrega-2do-corte/04_Aceptacion_del_producto/FORMATO_2_Acta_Aceptacion_Cliente_UAT_StockPot.docx
@@ -183,7 +183,7 @@
           </w:tcPr>
           <w:p>
             <w:r>
-              <w:t>Restaurante cliente (por definir)</w:t>
+              <w:t>Sexto Sentido Café &amp; Brunch</w:t>
             </w:r>
           </w:p>
         </w:tc>
@@ -291,7 +291,7 @@
             <w:proofErr w:type="spellStart"/>
             <w:proofErr w:type="spellEnd"/>
             <w:r>
-              <w:t>Ángel David Rodríguez Vega, Andrés Mateo ____, Jhorman Caballero, Yovany Peñaranda</w:t>
+              <w:t>Ángel David Rodríguez Vega, Andrés Mateo Puentes, Jhorman Caballero, Yovany Peñaranda</w:t>
             </w:r>
           </w:p>
         </w:tc>
@@ -500,7 +500,7 @@
             <w:proofErr w:type="spellStart"/>
             <w:proofErr w:type="spellEnd"/>
             <w:r>
-              <w:t>Andrés Mateo ____</w:t>
+              <w:t>Andrés Mateo Puentes</w:t>
             </w:r>
           </w:p>
         </w:tc>
@@ -688,7 +688,7 @@
           </w:tcPr>
           <w:p>
             <w:r>
-              <w:t>Restaurante cliente (por definir)</w:t>
+              <w:t>Sexto Sentido Café &amp; Brunch</w:t>
             </w:r>
           </w:p>
         </w:tc>
@@ -1916,7 +1916,7 @@
             <w:proofErr w:type="spellStart"/>
             <w:proofErr w:type="spellEnd"/>
             <w:r>
-              <w:t>Entidad: Restaurante cliente (por definir)</w:t>
+              <w:t>Entidad: Sexto Sentido Café &amp; Brunch</w:t>
             </w:r>
           </w:p>
         </w:tc>
@@ -2086,7 +2086,7 @@
             <w:proofErr w:type="spellStart"/>
             <w:proofErr w:type="spellEnd"/>
             <w:r>
-              <w:t>Nombre: Andrés Mateo ____</w:t>
+              <w:t>Nombre: Andrés Mateo Puentes</w:t>
             </w:r>
           </w:p>
           <w:p>
